--- a/LLM_and_Enterprise_RAG_Bootcamp/Weekly_Quizzes/Week_08_Quiz_Solution.docx
+++ b/LLM_and_Enterprise_RAG_Bootcamp/Weekly_Quizzes/Week_08_Quiz_Solution.docx
@@ -12,7 +12,7 @@
           <w:color w:val="1E2761"/>
           <w:sz w:val="44"/>
         </w:rPr>
-        <w:t>Week 8 Quiz — Answer Key</w:t>
+        <w:t>Week 8 Quiz: Answer Key</w:t>
       </w:r>
     </w:p>
     <w:p>
@@ -32,7 +32,7 @@
           <w:color w:val="333333"/>
           <w:sz w:val="22"/>
         </w:rPr>
-        <w:t>Tuesday 8:30 to 10:00 AM PST | 30 minutes | 60 points | Instructor: Pavan R</w:t>
+        <w:t>Tuesday 8:30 to 10:00 AM PT | 30 minutes | 60 points | Instructor: Pavan R</w:t>
       </w:r>
     </w:p>
     <w:p>
@@ -901,7 +901,7 @@
           <w:color w:val="333333"/>
           <w:sz w:val="22"/>
         </w:rPr>
-        <w:t>Model answers reviewed live in the Tuesday quiz session.</w:t>
+        <w:t>Model answer: Stage 1 syntax and schema: reject malformed or oversized inputs. Stage 2 PII: detect and redact patient identifiers with Presidio before anything is logged. Stage 3 safety and toxicity: block self-harm and abusive content with a classifier. Stage 4 intent and scope: confirm the question is about clinical guidelines the system may answer and refuse everything else with an escalation path. Each stage early-exits with a logged reason code.</w:t>
       </w:r>
     </w:p>
     <w:p>
@@ -920,7 +920,7 @@
           <w:color w:val="333333"/>
           <w:sz w:val="22"/>
         </w:rPr>
-        <w:t>Model answers reviewed live in the Tuesday quiz session.</w:t>
+        <w:t>Model answer: Separate trust levels. Retrieved documents go into a clearly delimited context block, and the system prompt instructs the model to treat that block as data, never as instructions. A lightweight classifier flags imperative, model-directed language in retrieved chunks ('ignore previous instructions') and quarantines only the flagged span, so legitimate content in the same document still flows through. Grounding checks on the output catch anything that slips past.</w:t>
       </w:r>
     </w:p>
     <w:p>
@@ -939,10 +939,11 @@
           <w:color w:val="333333"/>
           <w:sz w:val="22"/>
         </w:rPr>
-        <w:t>Model answers reviewed live in the Tuesday quiz session.</w:t>
+        <w:t>Model answer: Retrieval 300 ms (sparse + ANN union), rerank 400 ms (cross-encoder over 50 candidates), generation 1,800 ms (the dominant term, bounded by max output tokens), verification 400 ms (NLI grounding over extracted claims), leaving 100 ms for network and queuing. Enforce per-stage timeouts with degraded fallbacks (skip rerank, shorten output) so one slow stage cannot blow the whole budget.</w:t>
       </w:r>
     </w:p>
     <w:sectPr>
+      <w:footerReference w:type="default" r:id="rId9"/>
       <w:pgSz w:w="12240" w:h="15840"/>
       <w:pgMar w:top="1152" w:right="1296" w:bottom="1152" w:left="1296" w:header="720" w:footer="720" w:gutter="0"/>
       <w:cols w:space="720"/>
@@ -950,6 +951,25 @@
     </w:sectPr>
   </w:body>
 </w:document>
+</file>
+
+<file path=word/footer1.xml><?xml version="1.0" encoding="utf-8"?>
+<w:ftr xmlns:m="http://schemas.openxmlformats.org/officeDocument/2006/math" xmlns:mc="http://schemas.openxmlformats.org/markup-compatibility/2006" xmlns:mo="http://schemas.microsoft.com/office/mac/office/2008/main" xmlns:mv="urn:schemas-microsoft-com:mac:vml" xmlns:o="urn:schemas-microsoft-com:office:office" xmlns:r="http://schemas.openxmlformats.org/officeDocument/2006/relationships" xmlns:v="urn:schemas-microsoft-com:vml" xmlns:w10="urn:schemas-microsoft-com:office:word" xmlns:w14="http://schemas.microsoft.com/office/word/2010/wordml" xmlns:w="http://schemas.openxmlformats.org/wordprocessingml/2006/main" xmlns:wne="http://schemas.microsoft.com/office/word/2006/wordml" xmlns:wp14="http://schemas.microsoft.com/office/word/2010/wordprocessingDrawing" xmlns:wp="http://schemas.openxmlformats.org/drawingml/2006/wordprocessingDrawing" xmlns:wpc="http://schemas.microsoft.com/office/word/2010/wordprocessingCanvas" xmlns:wpg="http://schemas.microsoft.com/office/word/2010/wordprocessingGroup" xmlns:wpi="http://schemas.microsoft.com/office/word/2010/wordprocessingInk" xmlns:wps="http://schemas.microsoft.com/office/word/2010/wordprocessingShape" mc:Ignorable="w14 wp14">
+  <w:p>
+    <w:pPr>
+      <w:pStyle w:val="Footer"/>
+      <w:jc w:val="center"/>
+    </w:pPr>
+    <w:r>
+      <w:rPr>
+        <w:rFonts w:ascii="Calibri" w:hAnsi="Calibri"/>
+        <w:color w:val="333333"/>
+        <w:sz w:val="18"/>
+      </w:rPr>
+      <w:t>© 2026 Proxiant Academy | info@proxiant.com | proxiant.ai/training</w:t>
+    </w:r>
+  </w:p>
+</w:ftr>
 </file>
 
 <file path=word/numbering.xml><?xml version="1.0" encoding="utf-8"?>
